--- a/marche-adeps-2026.docx
+++ b/marche-adeps-2026.docx
@@ -157,7 +157,6 @@
         <w:tblW w:w="9298" w:type="dxa"/>
         <w:tblInd w:w="163" w:type="dxa"/>
         <w:tblCellMar>
-          <w:top w:w="0" w:type="dxa"/>
           <w:left w:w="160" w:type="dxa"/>
           <w:bottom w:w="159" w:type="dxa"/>
           <w:right w:w="115" w:type="dxa"/>
@@ -214,10 +213,7 @@
               <w:ind w:left="0" w:firstLine="0"/>
             </w:pPr>
             <w:r>
-              <w:t>D</w:t>
-            </w:r>
-            <w:r>
-              <w:t>imanche 2 août 2026</w:t>
+              <w:t>Dimanche 2 août 2026</w:t>
             </w:r>
           </w:p>
         </w:tc>
@@ -331,10 +327,7 @@
               <w:ind w:left="0" w:firstLine="0"/>
             </w:pPr>
             <w:r>
-              <w:t>D</w:t>
-            </w:r>
-            <w:r>
-              <w:t>e 8h à 18h</w:t>
+              <w:t>De 8h à 18h</w:t>
             </w:r>
           </w:p>
         </w:tc>
@@ -385,10 +378,7 @@
               <w:ind w:left="0" w:firstLine="0"/>
             </w:pPr>
             <w:r>
-              <w:t>P</w:t>
-            </w:r>
-            <w:r>
-              <w:t>ains saucisse et petite restauration</w:t>
+              <w:t>Pains saucisse et petite restauration</w:t>
             </w:r>
           </w:p>
         </w:tc>
@@ -535,15 +525,35 @@
     </w:p>
     <w:p>
       <w:pPr>
-        <w:spacing w:after="47" w:line="259" w:lineRule="auto"/>
-        <w:ind w:left="-5"/>
-      </w:pPr>
-      <w:r>
+        <w:spacing w:after="160" w:line="278" w:lineRule="auto"/>
+        <w:ind w:left="0" w:firstLine="0"/>
         <w:rPr>
           <w:b/>
           <w:color w:val="14294E"/>
           <w:sz w:val="30"/>
         </w:rPr>
+      </w:pPr>
+      <w:r>
+        <w:rPr>
+          <w:b/>
+          <w:color w:val="14294E"/>
+          <w:sz w:val="30"/>
+        </w:rPr>
+        <w:br w:type="page"/>
+      </w:r>
+    </w:p>
+    <w:p>
+      <w:pPr>
+        <w:spacing w:after="47" w:line="259" w:lineRule="auto"/>
+        <w:ind w:left="-5"/>
+      </w:pPr>
+      <w:r>
+        <w:rPr>
+          <w:b/>
+          <w:color w:val="14294E"/>
+          <w:sz w:val="30"/>
+        </w:rPr>
+        <w:lastRenderedPageBreak/>
         <w:t>Les parcours</w:t>
       </w:r>
     </w:p>
@@ -598,9 +608,7 @@
         <w:tblW w:w="8787" w:type="dxa"/>
         <w:tblInd w:w="40" w:type="dxa"/>
         <w:tblCellMar>
-          <w:top w:w="0" w:type="dxa"/>
           <w:left w:w="115" w:type="dxa"/>
-          <w:bottom w:w="0" w:type="dxa"/>
           <w:right w:w="115" w:type="dxa"/>
         </w:tblCellMar>
         <w:tblLook w:val="04A0" w:firstRow="1" w:lastRow="0" w:firstColumn="1" w:lastColumn="0" w:noHBand="0" w:noVBand="1"/>
@@ -973,8 +981,21 @@
         <w:ind w:left="-5"/>
       </w:pPr>
       <w:r>
-        <w:lastRenderedPageBreak/>
         <w:t>Boucle familiale et très plate au départ du Gibet, idéale en poussette. Parcours court à travers les campagnes proches de Thuin, sans difficulté particulière.</w:t>
+      </w:r>
+    </w:p>
+    <w:p>
+      <w:pPr>
+        <w:spacing w:after="160" w:line="278" w:lineRule="auto"/>
+        <w:ind w:left="0" w:firstLine="0"/>
+        <w:rPr>
+          <w:b/>
+          <w:color w:val="14294E"/>
+          <w:sz w:val="28"/>
+        </w:rPr>
+      </w:pPr>
+      <w:r>
+        <w:br w:type="page"/>
       </w:r>
     </w:p>
     <w:p>
@@ -983,6 +1004,7 @@
         <w:ind w:left="-5"/>
       </w:pPr>
       <w:r>
+        <w:lastRenderedPageBreak/>
         <w:t>Parcours 10 km</w:t>
       </w:r>
     </w:p>
@@ -992,9 +1014,7 @@
         <w:tblW w:w="8787" w:type="dxa"/>
         <w:tblInd w:w="40" w:type="dxa"/>
         <w:tblCellMar>
-          <w:top w:w="0" w:type="dxa"/>
           <w:left w:w="115" w:type="dxa"/>
-          <w:bottom w:w="0" w:type="dxa"/>
           <w:right w:w="115" w:type="dxa"/>
         </w:tblCellMar>
         <w:tblLook w:val="04A0" w:firstRow="1" w:lastRow="0" w:firstColumn="1" w:lastColumn="0" w:noHBand="0" w:noVBand="1"/>
@@ -1378,9 +1398,7 @@
         <w:tblW w:w="8787" w:type="dxa"/>
         <w:tblInd w:w="40" w:type="dxa"/>
         <w:tblCellMar>
-          <w:top w:w="0" w:type="dxa"/>
           <w:left w:w="115" w:type="dxa"/>
-          <w:bottom w:w="0" w:type="dxa"/>
           <w:right w:w="115" w:type="dxa"/>
         </w:tblCellMar>
         <w:tblLook w:val="04A0" w:firstRow="1" w:lastRow="0" w:firstColumn="1" w:lastColumn="0" w:noHBand="0" w:noVBand="1"/>
